--- a/192371074-OOAD.docx
+++ b/192371074-OOAD.docx
@@ -319,7 +319,6 @@
           <w:iCs/>
         </w:rPr>
       </w:pPr>
-      <w:proofErr w:type="gramStart"/>
       <w:r>
         <w:rPr>
           <w:rFonts w:ascii="Arial" w:hAnsi="Arial" w:cs="Arial"/>
@@ -334,16 +333,7 @@
           <w:i/>
           <w:iCs/>
         </w:rPr>
-        <w:t xml:space="preserve">  Weightage</w:t>
-      </w:r>
-      <w:proofErr w:type="gramEnd"/>
-      <w:r>
-        <w:rPr>
-          <w:rFonts w:ascii="Arial" w:hAnsi="Arial" w:cs="Arial"/>
-          <w:i/>
-          <w:iCs/>
-        </w:rPr>
-        <w:t>: 100%</w:t>
+        <w:t xml:space="preserve">  Weightage: 100%</w:t>
       </w:r>
     </w:p>
     <w:p>
@@ -7112,18 +7102,20 @@
           <w:lang w:eastAsia="en-IN"/>
         </w:rPr>
       </w:pPr>
-      <w:r>
-        <w:rPr>
-          <w:rFonts w:ascii="Times New Roman" w:eastAsia="Times New Roman" w:hAnsi="Times New Roman" w:cs="Times New Roman"/>
-          <w:b w:val="0"/>
-          <w:bCs w:val="0"/>
-          <w:color w:val="auto"/>
-          <w:sz w:val="24"/>
-          <w:szCs w:val="24"/>
-          <w:lang w:eastAsia="en-IN"/>
-        </w:rPr>
-        <w:t>Upload your work to GitHub.</w:t>
-      </w:r>
+      <w:hyperlink r:id="rId18" w:history="1">
+        <w:r>
+          <w:rPr>
+            <w:rStyle w:val="Hyperlink"/>
+            <w:rFonts w:ascii="Times New Roman" w:eastAsia="Times New Roman" w:hAnsi="Times New Roman" w:cs="Times New Roman"/>
+            <w:b w:val="0"/>
+            <w:bCs w:val="0"/>
+            <w:sz w:val="24"/>
+            <w:szCs w:val="24"/>
+            <w:lang w:eastAsia="en-IN"/>
+          </w:rPr>
+          <w:t>https://github.com/gayathri2369/AI-SHAPS-OOAD-Assignment</w:t>
+        </w:r>
+      </w:hyperlink>
     </w:p>
     <w:p>
       <w:pPr>
@@ -7982,25 +7974,7 @@
                 <w:sz w:val="20"/>
                 <w:szCs w:val="20"/>
               </w:rPr>
-              <w:t xml:space="preserve">Correctly </w:t>
-            </w:r>
-            <w:proofErr w:type="gramStart"/>
-            <w:r>
-              <w:rPr>
-                <w:rFonts w:ascii="Arial" w:hAnsi="Arial" w:cs="Arial"/>
-                <w:sz w:val="20"/>
-                <w:szCs w:val="20"/>
-              </w:rPr>
-              <w:t>identifies</w:t>
-            </w:r>
-            <w:proofErr w:type="gramEnd"/>
-            <w:r>
-              <w:rPr>
-                <w:rFonts w:ascii="Arial" w:hAnsi="Arial" w:cs="Arial"/>
-                <w:sz w:val="20"/>
-                <w:szCs w:val="20"/>
-              </w:rPr>
-              <w:t xml:space="preserve"> all relevant actors and use cases; Use Case Diagram clearly represents system boundary, relationships, and interactions.</w:t>
+              <w:t>Correctly identifies all relevant actors and use cases; Use Case Diagram clearly represents system boundary, relationships, and interactions.</w:t>
             </w:r>
           </w:p>
         </w:tc>
@@ -8414,7 +8388,6 @@
                 <w:sz w:val="20"/>
                 <w:szCs w:val="20"/>
               </w:rPr>
-              <w:lastRenderedPageBreak/>
               <w:t>UML Architectural Modelling &amp; Design Evaluation (CO3)</w:t>
             </w:r>
           </w:p>
@@ -13608,6 +13581,29 @@
       </w:tblBorders>
     </w:tblPr>
   </w:style>
+  <w:style w:type="character" w:styleId="Hyperlink">
+    <w:name w:val="Hyperlink"/>
+    <w:basedOn w:val="DefaultParagraphFont"/>
+    <w:uiPriority w:val="99"/>
+    <w:unhideWhenUsed/>
+    <w:rsid w:val="0077008B"/>
+    <w:rPr>
+      <w:color w:val="0000FF" w:themeColor="hyperlink"/>
+      <w:u w:val="single"/>
+    </w:rPr>
+  </w:style>
+  <w:style w:type="character" w:styleId="UnresolvedMention">
+    <w:name w:val="Unresolved Mention"/>
+    <w:basedOn w:val="DefaultParagraphFont"/>
+    <w:uiPriority w:val="99"/>
+    <w:semiHidden/>
+    <w:unhideWhenUsed/>
+    <w:rsid w:val="0077008B"/>
+    <w:rPr>
+      <w:color w:val="605E5C"/>
+      <w:shd w:val="clear" w:color="auto" w:fill="E1DFDD"/>
+    </w:rPr>
+  </w:style>
 </w:styles>
 </file>
 

--- a/192371074-OOAD.docx
+++ b/192371074-OOAD.docx
@@ -716,7 +716,23 @@
           <w:i/>
           <w:iCs/>
         </w:rPr>
-        <w:t>I ____________________ (Name / Reg No) certify that this submission is my original work and that I have adhered to the guidelines specified for this assessment.</w:t>
+        <w:t>I ___</w:t>
+      </w:r>
+      <w:r>
+        <w:rPr>
+          <w:rFonts w:ascii="Arial" w:hAnsi="Arial" w:cs="Arial"/>
+          <w:i/>
+          <w:iCs/>
+        </w:rPr>
+        <w:t>G Gayathri (192371074)</w:t>
+      </w:r>
+      <w:r>
+        <w:rPr>
+          <w:rFonts w:ascii="Arial" w:hAnsi="Arial" w:cs="Arial"/>
+          <w:i/>
+          <w:iCs/>
+        </w:rPr>
+        <w:t>__ (Name / Reg No) certify that this submission is my original work and that I have adhered to the guidelines specified for this assessment.</w:t>
       </w:r>
     </w:p>
     <w:p>
@@ -765,6 +781,16 @@
           <w:iCs/>
         </w:rPr>
         <w:t>Signature of the student:</w:t>
+      </w:r>
+      <w:r>
+        <w:rPr>
+          <w:rFonts w:ascii="Arial" w:hAnsi="Arial" w:cs="Arial"/>
+          <w:b/>
+          <w:bCs/>
+          <w:i/>
+          <w:iCs/>
+        </w:rPr>
+        <w:t xml:space="preserve"> G Gayathri</w:t>
       </w:r>
     </w:p>
     <w:p>
@@ -2751,7 +2777,6 @@
           <w:lang w:eastAsia="en-IN"/>
         </w:rPr>
       </w:pPr>
-      <w:proofErr w:type="spellStart"/>
       <w:r>
         <w:rPr>
           <w:rFonts w:ascii="Times New Roman" w:eastAsia="Times New Roman" w:hAnsi="Times New Roman" w:cs="Times New Roman"/>
@@ -2764,7 +2789,6 @@
         </w:rPr>
         <w:t>LaboratoryReport</w:t>
       </w:r>
-      <w:proofErr w:type="spellEnd"/>
     </w:p>
     <w:p>
       <w:pPr>
@@ -6216,7 +6240,6 @@
                 <w:lang w:eastAsia="en-IN"/>
               </w:rPr>
             </w:pPr>
-            <w:proofErr w:type="spellStart"/>
             <w:r>
               <w:rPr>
                 <w:rFonts w:ascii="Times New Roman" w:eastAsia="Times New Roman" w:hAnsi="Times New Roman" w:cs="Times New Roman"/>
@@ -6229,7 +6252,6 @@
               </w:rPr>
               <w:t>LaboratoryReport</w:t>
             </w:r>
-            <w:proofErr w:type="spellEnd"/>
           </w:p>
         </w:tc>
       </w:tr>
@@ -7358,7 +7380,6 @@
           <w:lang w:eastAsia="en-IN"/>
         </w:rPr>
       </w:pPr>
-      <w:proofErr w:type="spellStart"/>
       <w:r>
         <w:rPr>
           <w:rFonts w:ascii="Times New Roman" w:eastAsia="Times New Roman" w:hAnsi="Times New Roman" w:cs="Times New Roman"/>
@@ -7371,7 +7392,6 @@
         </w:rPr>
         <w:t>StarUML</w:t>
       </w:r>
-      <w:proofErr w:type="spellEnd"/>
     </w:p>
     <w:p>
       <w:pPr>
@@ -7451,7 +7471,6 @@
           <w:lang w:eastAsia="en-IN"/>
         </w:rPr>
       </w:pPr>
-      <w:proofErr w:type="spellStart"/>
       <w:r>
         <w:rPr>
           <w:rFonts w:ascii="Times New Roman" w:eastAsia="Times New Roman" w:hAnsi="Times New Roman" w:cs="Times New Roman"/>
@@ -7464,7 +7483,6 @@
         </w:rPr>
         <w:t>PlantUML</w:t>
       </w:r>
-      <w:proofErr w:type="spellEnd"/>
     </w:p>
     <w:p>
       <w:pPr>
@@ -7483,7 +7501,6 @@
           <w:lang w:eastAsia="en-IN"/>
         </w:rPr>
       </w:pPr>
-      <w:proofErr w:type="spellStart"/>
       <w:r>
         <w:rPr>
           <w:rFonts w:ascii="Times New Roman" w:eastAsia="Times New Roman" w:hAnsi="Times New Roman" w:cs="Times New Roman"/>
@@ -7496,7 +7513,6 @@
         </w:rPr>
         <w:t>Lucidchart</w:t>
       </w:r>
-      <w:proofErr w:type="spellEnd"/>
     </w:p>
     <w:p>
       <w:pPr>
